--- a/HCM-KS26-CNTT2_Nhap-mon-CNTT_Session10_Ex02_docx.docx
+++ b/HCM-KS26-CNTT2_Nhap-mon-CNTT_Session10_Ex02_docx.docx
@@ -1477,15 +1477,27 @@
           <w:numId w:val="1"/>
         </w:numPr>
         <w:rPr>
-          <w:sz w:val="44"/>
-          <w:szCs w:val="44"/>
+          <w:color w:val="000000" w:themeColor="text1"/>
+          <w:sz w:val="44"/>
+          <w:szCs w:val="44"/>
+          <w14:textFill>
+            <w14:solidFill>
+              <w14:schemeClr w14:val="tx1"/>
+            </w14:solidFill>
+          </w14:textFill>
         </w:rPr>
       </w:pPr>
       <w:bookmarkStart w:id="0" w:name="_Toc243551575"/>
       <w:r>
         <w:rPr>
-          <w:sz w:val="44"/>
-          <w:szCs w:val="44"/>
+          <w:color w:val="000000" w:themeColor="text1"/>
+          <w:sz w:val="44"/>
+          <w:szCs w:val="44"/>
+          <w14:textFill>
+            <w14:solidFill>
+              <w14:schemeClr w14:val="tx1"/>
+            </w14:solidFill>
+          </w14:textFill>
         </w:rPr>
         <w:t>Giới thiệu</w:t>
       </w:r>
@@ -1503,8 +1515,6 @@
           <w:szCs w:val="44"/>
         </w:rPr>
       </w:pPr>
-      <w:bookmarkStart w:id="23" w:name="_GoBack"/>
-      <w:bookmarkEnd w:id="23"/>
       <w:bookmarkStart w:id="1" w:name="_Toc243551576"/>
       <w:r>
         <w:rPr>
@@ -1536,6 +1546,8 @@
         <w:t>Phạm vi</w:t>
       </w:r>
       <w:bookmarkEnd w:id="2"/>
+      <w:bookmarkStart w:id="23" w:name="_GoBack"/>
+      <w:bookmarkEnd w:id="23"/>
     </w:p>
     <w:p>
       <w:pPr>
@@ -1611,15 +1623,27 @@
           <w:numId w:val="1"/>
         </w:numPr>
         <w:rPr>
-          <w:sz w:val="44"/>
-          <w:szCs w:val="44"/>
+          <w:color w:val="000000" w:themeColor="text1"/>
+          <w:sz w:val="44"/>
+          <w:szCs w:val="44"/>
+          <w14:textFill>
+            <w14:solidFill>
+              <w14:schemeClr w14:val="tx1"/>
+            </w14:solidFill>
+          </w14:textFill>
         </w:rPr>
       </w:pPr>
       <w:bookmarkStart w:id="5" w:name="_Toc243551580"/>
       <w:r>
         <w:rPr>
-          <w:sz w:val="44"/>
-          <w:szCs w:val="44"/>
+          <w:color w:val="000000" w:themeColor="text1"/>
+          <w:sz w:val="44"/>
+          <w:szCs w:val="44"/>
+          <w14:textFill>
+            <w14:solidFill>
+              <w14:schemeClr w14:val="tx1"/>
+            </w14:solidFill>
+          </w14:textFill>
         </w:rPr>
         <w:t>Mô tả tổng quan</w:t>
       </w:r>
@@ -1686,15 +1710,27 @@
           <w:numId w:val="1"/>
         </w:numPr>
         <w:rPr>
-          <w:sz w:val="44"/>
-          <w:szCs w:val="44"/>
+          <w:color w:val="000000" w:themeColor="text1"/>
+          <w:sz w:val="44"/>
+          <w:szCs w:val="44"/>
+          <w14:textFill>
+            <w14:solidFill>
+              <w14:schemeClr w14:val="tx1"/>
+            </w14:solidFill>
+          </w14:textFill>
         </w:rPr>
       </w:pPr>
       <w:bookmarkStart w:id="8" w:name="_Toc243551583"/>
       <w:r>
         <w:rPr>
-          <w:sz w:val="44"/>
-          <w:szCs w:val="44"/>
+          <w:color w:val="000000" w:themeColor="text1"/>
+          <w:sz w:val="44"/>
+          <w:szCs w:val="44"/>
+          <w14:textFill>
+            <w14:solidFill>
+              <w14:schemeClr w14:val="tx1"/>
+            </w14:solidFill>
+          </w14:textFill>
         </w:rPr>
         <w:t>Mô tả chức năng lớp học ảo</w:t>
       </w:r>
@@ -1885,15 +1921,27 @@
           <w:numId w:val="1"/>
         </w:numPr>
         <w:rPr>
-          <w:sz w:val="44"/>
-          <w:szCs w:val="44"/>
+          <w:color w:val="000000" w:themeColor="text1"/>
+          <w:sz w:val="44"/>
+          <w:szCs w:val="44"/>
+          <w14:textFill>
+            <w14:solidFill>
+              <w14:schemeClr w14:val="tx1"/>
+            </w14:solidFill>
+          </w14:textFill>
         </w:rPr>
       </w:pPr>
       <w:bookmarkStart w:id="16" w:name="_Toc243551591"/>
       <w:r>
         <w:rPr>
-          <w:sz w:val="44"/>
-          <w:szCs w:val="44"/>
+          <w:color w:val="000000" w:themeColor="text1"/>
+          <w:sz w:val="44"/>
+          <w:szCs w:val="44"/>
+          <w14:textFill>
+            <w14:solidFill>
+              <w14:schemeClr w14:val="tx1"/>
+            </w14:solidFill>
+          </w14:textFill>
         </w:rPr>
         <w:t>Yêu cầu Phi chức năng</w:t>
       </w:r>
@@ -2004,15 +2052,27 @@
           <w:numId w:val="1"/>
         </w:numPr>
         <w:rPr>
-          <w:sz w:val="44"/>
-          <w:szCs w:val="44"/>
+          <w:color w:val="000000" w:themeColor="text1"/>
+          <w:sz w:val="44"/>
+          <w:szCs w:val="44"/>
+          <w14:textFill>
+            <w14:solidFill>
+              <w14:schemeClr w14:val="tx1"/>
+            </w14:solidFill>
+          </w14:textFill>
         </w:rPr>
       </w:pPr>
       <w:bookmarkStart w:id="21" w:name="_Toc243551596"/>
       <w:r>
         <w:rPr>
-          <w:sz w:val="44"/>
-          <w:szCs w:val="44"/>
+          <w:color w:val="000000" w:themeColor="text1"/>
+          <w:sz w:val="44"/>
+          <w:szCs w:val="44"/>
+          <w14:textFill>
+            <w14:solidFill>
+              <w14:schemeClr w14:val="tx1"/>
+            </w14:solidFill>
+          </w14:textFill>
         </w:rPr>
         <w:t>Ràng buộc &amp; Giả định</w:t>
       </w:r>
@@ -2034,15 +2094,29 @@
           <w:numId w:val="1"/>
         </w:numPr>
         <w:rPr>
-          <w:sz w:val="44"/>
-          <w:szCs w:val="44"/>
+          <w:color w:val="000000" w:themeColor="text1"/>
+          <w:sz w:val="44"/>
+          <w:szCs w:val="44"/>
+          <w:u w:val="none"/>
+          <w14:textFill>
+            <w14:solidFill>
+              <w14:schemeClr w14:val="tx1"/>
+            </w14:solidFill>
+          </w14:textFill>
         </w:rPr>
       </w:pPr>
       <w:bookmarkStart w:id="22" w:name="_Toc243551597"/>
       <w:r>
         <w:rPr>
-          <w:sz w:val="44"/>
-          <w:szCs w:val="44"/>
+          <w:color w:val="000000" w:themeColor="text1"/>
+          <w:sz w:val="44"/>
+          <w:szCs w:val="44"/>
+          <w:u w:val="none"/>
+          <w14:textFill>
+            <w14:solidFill>
+              <w14:schemeClr w14:val="tx1"/>
+            </w14:solidFill>
+          </w14:textFill>
         </w:rPr>
         <w:t>Phụ lục</w:t>
       </w:r>
@@ -2321,7 +2395,7 @@
     <w:lsdException w:uiPriority="99" w:name="index 7"/>
     <w:lsdException w:uiPriority="99" w:name="index 8"/>
     <w:lsdException w:uiPriority="99" w:name="index 9"/>
-    <w:lsdException w:uiPriority="39" w:semiHidden="0" w:name="toc 1"/>
+    <w:lsdException w:qFormat="1" w:uiPriority="39" w:semiHidden="0" w:name="toc 1"/>
     <w:lsdException w:qFormat="1" w:uiPriority="39" w:semiHidden="0" w:name="toc 2"/>
     <w:lsdException w:uiPriority="39" w:name="toc 3"/>
     <w:lsdException w:uiPriority="39" w:name="toc 4"/>
@@ -2681,6 +2755,7 @@
     <w:next w:val="1"/>
     <w:autoRedefine/>
     <w:unhideWhenUsed/>
+    <w:qFormat/>
     <w:uiPriority w:val="39"/>
     <w:pPr>
       <w:spacing w:after="100"/>
